--- a/Console.docx
+++ b/Console.docx
@@ -1,6 +1,6 @@
 
 <file path=word/document.xml><?xml version="1.0" encoding="utf-8"?>
-<w:document xmlns:wpc="http://schemas.microsoft.com/office/word/2010/wordprocessingCanvas" xmlns:cx="http://schemas.microsoft.com/office/drawing/2014/chartex" xmlns:cx1="http://schemas.microsoft.com/office/drawing/2015/9/8/chartex" xmlns:cx2="http://schemas.microsoft.com/office/drawing/2015/10/21/chartex" xmlns:cx3="http://schemas.microsoft.com/office/drawing/2016/5/9/chartex" xmlns:cx4="http://schemas.microsoft.com/office/drawing/2016/5/10/chartex" xmlns:cx5="http://schemas.microsoft.com/office/drawing/2016/5/11/chartex" xmlns:cx6="http://schemas.microsoft.com/office/drawing/2016/5/12/chartex" xmlns:cx7="http://schemas.microsoft.com/office/drawing/2016/5/13/chartex" xmlns:cx8="http://schemas.microsoft.com/office/drawing/2016/5/14/chartex" xmlns:mc="http://schemas.openxmlformats.org/markup-compatibility/2006" xmlns:aink="http://schemas.microsoft.com/office/drawing/2016/ink" xmlns:am3d="http://schemas.microsoft.com/office/drawing/2017/model3d" xmlns:o="urn:schemas-microsoft-com:office:office" xmlns:oel="http://schemas.microsoft.com/office/2019/extlst" xmlns:r="http://schemas.openxmlformats.org/officeDocument/2006/relationships" xmlns:m="http://schemas.openxmlformats.org/officeDocument/2006/math" xmlns:v="urn:schemas-microsoft-com:vml" xmlns:wp14="http://schemas.microsoft.com/office/word/2010/wordprocessingDrawing" xmlns:wp="http://schemas.openxmlformats.org/drawingml/2006/wordprocessingDrawing" xmlns:w10="urn:schemas-microsoft-com:office:word" xmlns:w="http://schemas.openxmlformats.org/wordprocessingml/2006/main" xmlns:w14="http://schemas.microsoft.com/office/word/2010/wordml" xmlns:w15="http://schemas.microsoft.com/office/word/2012/wordml" xmlns:w16cex="http://schemas.microsoft.com/office/word/2018/wordml/cex" xmlns:w16cid="http://schemas.microsoft.com/office/word/2016/wordml/cid" xmlns:w16="http://schemas.microsoft.com/office/word/2018/wordml" xmlns:w16du="http://schemas.microsoft.com/office/word/2023/wordml/word16du" xmlns:w16sdtdh="http://schemas.microsoft.com/office/word/2020/wordml/sdtdatahash" xmlns:w16se="http://schemas.microsoft.com/office/word/2015/wordml/symex" xmlns:wpg="http://schemas.microsoft.com/office/word/2010/wordprocessingGroup" xmlns:wpi="http://schemas.microsoft.com/office/word/2010/wordprocessingInk" xmlns:wne="http://schemas.microsoft.com/office/word/2006/wordml" xmlns:wps="http://schemas.microsoft.com/office/word/2010/wordprocessingShape" mc:Ignorable="w14 w15 w16se w16cid w16 w16cex w16sdtdh w16du wp14">
+<w:document xmlns:wpc="http://schemas.microsoft.com/office/word/2010/wordprocessingCanvas" xmlns:cx="http://schemas.microsoft.com/office/drawing/2014/chartex" xmlns:cx1="http://schemas.microsoft.com/office/drawing/2015/9/8/chartex" xmlns:cx2="http://schemas.microsoft.com/office/drawing/2015/10/21/chartex" xmlns:cx3="http://schemas.microsoft.com/office/drawing/2016/5/9/chartex" xmlns:cx4="http://schemas.microsoft.com/office/drawing/2016/5/10/chartex" xmlns:cx5="http://schemas.microsoft.com/office/drawing/2016/5/11/chartex" xmlns:cx6="http://schemas.microsoft.com/office/drawing/2016/5/12/chartex" xmlns:cx7="http://schemas.microsoft.com/office/drawing/2016/5/13/chartex" xmlns:cx8="http://schemas.microsoft.com/office/drawing/2016/5/14/chartex" xmlns:mc="http://schemas.openxmlformats.org/markup-compatibility/2006" xmlns:aink="http://schemas.microsoft.com/office/drawing/2016/ink" xmlns:am3d="http://schemas.microsoft.com/office/drawing/2017/model3d" xmlns:o="urn:schemas-microsoft-com:office:office" xmlns:oel="http://schemas.microsoft.com/office/2019/extlst" xmlns:r="http://schemas.openxmlformats.org/officeDocument/2006/relationships" xmlns:m="http://schemas.openxmlformats.org/officeDocument/2006/math" xmlns:v="urn:schemas-microsoft-com:vml" xmlns:wp14="http://schemas.microsoft.com/office/word/2010/wordprocessingDrawing" xmlns:wp="http://schemas.openxmlformats.org/drawingml/2006/wordprocessingDrawing" xmlns:w10="urn:schemas-microsoft-com:office:word" xmlns:w="http://schemas.openxmlformats.org/wordprocessingml/2006/main" xmlns:w14="http://schemas.microsoft.com/office/word/2010/wordml" xmlns:w15="http://schemas.microsoft.com/office/word/2012/wordml" xmlns:w16cex="http://schemas.microsoft.com/office/word/2018/wordml/cex" xmlns:w16cid="http://schemas.microsoft.com/office/word/2016/wordml/cid" xmlns:w16="http://schemas.microsoft.com/office/word/2018/wordml" xmlns:w16du="http://schemas.microsoft.com/office/word/2023/wordml/word16du" xmlns:w16sdtdh="http://schemas.microsoft.com/office/word/2020/wordml/sdtdatahash" xmlns:w16sdtfl="http://schemas.microsoft.com/office/word/2024/wordml/sdtformatlock" xmlns:w16se="http://schemas.microsoft.com/office/word/2015/wordml/symex" xmlns:wpg="http://schemas.microsoft.com/office/word/2010/wordprocessingGroup" xmlns:wpi="http://schemas.microsoft.com/office/word/2010/wordprocessingInk" xmlns:wne="http://schemas.microsoft.com/office/word/2006/wordml" xmlns:wps="http://schemas.microsoft.com/office/word/2010/wordprocessingShape" mc:Ignorable="w14 w15 w16se w16cid w16 w16cex w16sdtdh w16sdtfl w16du wp14">
   <w:body>
     <w:p>
       <w:pPr>
@@ -23,66 +23,9 @@
         <w:pStyle w:val="NormalWeb"/>
         <w:shd w:val="clear" w:color="auto" w:fill="FFFFFF"/>
         <w:spacing w:before="96" w:beforeAutospacing="0" w:after="120" w:afterAutospacing="0" w:line="360" w:lineRule="atLeast"/>
-        <w:rPr>
-          <w:rFonts w:ascii="Arial" w:hAnsi="Arial" w:cs="Arial"/>
-          <w:color w:val="000000"/>
-          <w:sz w:val="19"/>
-          <w:szCs w:val="19"/>
-        </w:rPr>
       </w:pPr>
       <w:r>
         <w:t xml:space="preserve"> </w:t>
-      </w:r>
-      <w:r>
-        <w:br/>
-      </w:r>
-      <w:bookmarkEnd w:id="0"/>
-      <w:r>
-        <w:rPr>
-          <w:rFonts w:ascii="Arial" w:hAnsi="Arial" w:cs="Arial"/>
-          <w:color w:val="000000"/>
-          <w:sz w:val="19"/>
-          <w:szCs w:val="19"/>
-        </w:rPr>
-        <w:t>S</w:t>
-      </w:r>
-      <w:r>
-        <w:rPr>
-          <w:rFonts w:ascii="Arial" w:hAnsi="Arial" w:cs="Arial"/>
-          <w:color w:val="000000"/>
-          <w:sz w:val="19"/>
-          <w:szCs w:val="19"/>
-        </w:rPr>
-        <w:t>tart ConsoleClient.exe</w:t>
-      </w:r>
-      <w:r>
-        <w:rPr>
-          <w:rFonts w:ascii="Arial" w:hAnsi="Arial" w:cs="Arial"/>
-          <w:color w:val="000000"/>
-          <w:sz w:val="19"/>
-          <w:szCs w:val="19"/>
-        </w:rPr>
-        <w:t xml:space="preserve"> in the folder </w:t>
-      </w:r>
-      <w:proofErr w:type="spellStart"/>
-      <w:r>
-        <w:rPr>
-          <w:rFonts w:ascii="Arial" w:hAnsi="Arial" w:cs="Arial"/>
-          <w:color w:val="000000"/>
-          <w:sz w:val="19"/>
-          <w:szCs w:val="19"/>
-        </w:rPr>
-        <w:t>ConsoleClient</w:t>
-      </w:r>
-      <w:proofErr w:type="spellEnd"/>
-      <w:r>
-        <w:rPr>
-          <w:rFonts w:ascii="Arial" w:hAnsi="Arial" w:cs="Arial"/>
-          <w:color w:val="000000"/>
-          <w:sz w:val="19"/>
-          <w:szCs w:val="19"/>
-        </w:rPr>
-        <w:t>:</w:t>
       </w:r>
     </w:p>
     <w:p>
@@ -90,20 +33,92 @@
         <w:pStyle w:val="NormalWeb"/>
         <w:shd w:val="clear" w:color="auto" w:fill="FFFFFF"/>
         <w:spacing w:before="96" w:beforeAutospacing="0" w:after="120" w:afterAutospacing="0" w:line="360" w:lineRule="atLeast"/>
-        <w:rPr>
-          <w:rFonts w:ascii="Arial" w:hAnsi="Arial" w:cs="Arial"/>
-          <w:color w:val="000000"/>
-          <w:sz w:val="19"/>
-          <w:szCs w:val="19"/>
-        </w:rPr>
-      </w:pPr>
-      <w:r>
-        <w:rPr>
-          <w:rFonts w:ascii="Arial" w:hAnsi="Arial" w:cs="Arial"/>
+      </w:pPr>
+      <w:r>
+        <w:t>The Opensim Console works when your system is running Service Mode.</w:t>
+      </w:r>
+    </w:p>
+    <w:p>
+      <w:pPr>
+        <w:pStyle w:val="NormalWeb"/>
+        <w:shd w:val="clear" w:color="auto" w:fill="FFFFFF"/>
+        <w:spacing w:before="96" w:after="120" w:line="360" w:lineRule="atLeast"/>
+      </w:pPr>
+      <w:r>
+        <w:t xml:space="preserve">Windows: </w:t>
+      </w:r>
+      <w:hyperlink r:id="rId4" w:history="1">
+        <w:r>
+          <w:rPr>
+            <w:rStyle w:val="Hyperlink"/>
+          </w:rPr>
+          <w:t>http://opensimulator.org/downloads/ConsoleClient.zip</w:t>
+        </w:r>
+      </w:hyperlink>
+    </w:p>
+    <w:p>
+      <w:pPr>
+        <w:pStyle w:val="NormalWeb"/>
+        <w:shd w:val="clear" w:color="auto" w:fill="FFFFFF"/>
+        <w:spacing w:before="96" w:after="120" w:line="360" w:lineRule="atLeast"/>
+      </w:pPr>
+      <w:r>
+        <w:t xml:space="preserve">Mac: </w:t>
+      </w:r>
+      <w:hyperlink r:id="rId5" w:history="1">
+        <w:r>
+          <w:rPr>
+            <w:rStyle w:val="Hyperlink"/>
+          </w:rPr>
+          <w:t>http://opensimulator.org/downloads/ConsoleClient.dmg</w:t>
+        </w:r>
+      </w:hyperlink>
+    </w:p>
+    <w:p>
+      <w:pPr>
+        <w:pStyle w:val="NormalWeb"/>
+        <w:shd w:val="clear" w:color="auto" w:fill="FFFFFF"/>
+        <w:spacing w:before="96" w:beforeAutospacing="0" w:after="120" w:afterAutospacing="0" w:line="360" w:lineRule="atLeast"/>
+      </w:pPr>
+      <w:r>
+        <w:t xml:space="preserve">Service mode must be </w:t>
+      </w:r>
+      <w:proofErr w:type="gramStart"/>
+      <w:r>
+        <w:t>enabled</w:t>
+      </w:r>
+      <w:proofErr w:type="gramEnd"/>
+      <w:r>
+        <w:t xml:space="preserve"> and the system must be running.   In service mode you can connect to your regions or robust from any computer that can reach the IP address and the Ports.</w:t>
+      </w:r>
+    </w:p>
+    <w:p>
+      <w:r>
+        <w:br/>
+      </w:r>
+      <w:bookmarkEnd w:id="0"/>
+      <w:r>
+        <w:t>S</w:t>
+      </w:r>
+      <w:r>
+        <w:t>tart ConsoleClient.exe</w:t>
+      </w:r>
+      <w:r>
+        <w:t xml:space="preserve"> in the folder </w:t>
+      </w:r>
+      <w:proofErr w:type="spellStart"/>
+      <w:r>
+        <w:t>ConsoleClient</w:t>
+      </w:r>
+      <w:proofErr w:type="spellEnd"/>
+      <w:r>
+        <w:t>:</w:t>
+      </w:r>
+    </w:p>
+    <w:p>
+      <w:r>
+        <w:rPr>
           <w:noProof/>
-          <w:color w:val="000000"/>
-          <w:sz w:val="19"/>
-          <w:szCs w:val="19"/>
         </w:rPr>
         <w:drawing>
           <wp:inline distT="0" distB="0" distL="0" distR="0" wp14:anchorId="3B51E3CC" wp14:editId="064EC4BF">
@@ -121,7 +136,7 @@
                     <pic:cNvPicPr/>
                   </pic:nvPicPr>
                   <pic:blipFill>
-                    <a:blip r:embed="rId4"/>
+                    <a:blip r:embed="rId6"/>
                     <a:stretch>
                       <a:fillRect/>
                     </a:stretch>
@@ -144,42 +159,26 @@
     </w:p>
     <w:p>
       <w:pPr>
-        <w:shd w:val="clear" w:color="auto" w:fill="FFFFFF"/>
-        <w:spacing w:before="96" w:after="120" w:line="360" w:lineRule="atLeast"/>
-        <w:rPr>
-          <w:rFonts w:ascii="Arial" w:eastAsia="Times New Roman" w:hAnsi="Arial" w:cs="Arial"/>
-          <w:color w:val="000000"/>
-          <w:sz w:val="19"/>
-          <w:szCs w:val="19"/>
-        </w:rPr>
-      </w:pPr>
-      <w:r>
-        <w:rPr>
-          <w:rFonts w:ascii="Arial" w:eastAsia="Times New Roman" w:hAnsi="Arial" w:cs="Arial"/>
-          <w:color w:val="000000"/>
-          <w:sz w:val="19"/>
-          <w:szCs w:val="19"/>
+        <w:rPr>
+          <w:rFonts w:eastAsia="Times New Roman"/>
+        </w:rPr>
+      </w:pPr>
+      <w:r>
+        <w:rPr>
+          <w:rFonts w:eastAsia="Times New Roman"/>
         </w:rPr>
         <w:t>Select New under Connection at the top:</w:t>
       </w:r>
     </w:p>
     <w:p>
       <w:pPr>
-        <w:shd w:val="clear" w:color="auto" w:fill="FFFFFF"/>
-        <w:spacing w:before="96" w:after="120" w:line="360" w:lineRule="atLeast"/>
-        <w:rPr>
-          <w:rFonts w:ascii="Arial" w:eastAsia="Times New Roman" w:hAnsi="Arial" w:cs="Arial"/>
-          <w:color w:val="000000"/>
-          <w:sz w:val="19"/>
-          <w:szCs w:val="19"/>
-        </w:rPr>
-      </w:pPr>
-      <w:r>
-        <w:rPr>
-          <w:rFonts w:ascii="Arial" w:eastAsia="Times New Roman" w:hAnsi="Arial" w:cs="Arial"/>
-          <w:color w:val="000000"/>
-          <w:sz w:val="19"/>
-          <w:szCs w:val="19"/>
+        <w:rPr>
+          <w:rFonts w:eastAsia="Times New Roman"/>
+        </w:rPr>
+      </w:pPr>
+      <w:r>
+        <w:rPr>
+          <w:rFonts w:eastAsia="Times New Roman"/>
         </w:rPr>
         <w:t>Note: Robust is usually port 8002.</w:t>
       </w:r>
@@ -187,10 +186,10 @@
     <w:p>
       <w:pPr>
         <w:pBdr>
-          <w:top w:val="dashed" w:sz="6" w:space="12" w:color="2F6FAB"/>
-          <w:left w:val="dashed" w:sz="6" w:space="12" w:color="2F6FAB"/>
-          <w:bottom w:val="dashed" w:sz="6" w:space="12" w:color="2F6FAB"/>
-          <w:right w:val="dashed" w:sz="6" w:space="12" w:color="2F6FAB"/>
+          <w:top w:val="single" w:sz="6" w:space="12" w:color="2F6FAB"/>
+          <w:left w:val="single" w:sz="6" w:space="12" w:color="2F6FAB"/>
+          <w:bottom w:val="single" w:sz="6" w:space="12" w:color="2F6FAB"/>
+          <w:right w:val="single" w:sz="6" w:space="12" w:color="2F6FAB"/>
         </w:pBdr>
         <w:shd w:val="clear" w:color="auto" w:fill="F9F9F9"/>
         <w:tabs>
@@ -229,10 +228,10 @@
     <w:p>
       <w:pPr>
         <w:pBdr>
-          <w:top w:val="dashed" w:sz="6" w:space="12" w:color="2F6FAB"/>
-          <w:left w:val="dashed" w:sz="6" w:space="12" w:color="2F6FAB"/>
-          <w:bottom w:val="dashed" w:sz="6" w:space="12" w:color="2F6FAB"/>
-          <w:right w:val="dashed" w:sz="6" w:space="12" w:color="2F6FAB"/>
+          <w:top w:val="single" w:sz="6" w:space="12" w:color="2F6FAB"/>
+          <w:left w:val="single" w:sz="6" w:space="12" w:color="2F6FAB"/>
+          <w:bottom w:val="single" w:sz="6" w:space="12" w:color="2F6FAB"/>
+          <w:right w:val="single" w:sz="6" w:space="12" w:color="2F6FAB"/>
         </w:pBdr>
         <w:shd w:val="clear" w:color="auto" w:fill="F9F9F9"/>
         <w:tabs>
@@ -271,10 +270,10 @@
     <w:p>
       <w:pPr>
         <w:pBdr>
-          <w:top w:val="dashed" w:sz="6" w:space="12" w:color="2F6FAB"/>
-          <w:left w:val="dashed" w:sz="6" w:space="12" w:color="2F6FAB"/>
-          <w:bottom w:val="dashed" w:sz="6" w:space="12" w:color="2F6FAB"/>
-          <w:right w:val="dashed" w:sz="6" w:space="12" w:color="2F6FAB"/>
+          <w:top w:val="single" w:sz="6" w:space="12" w:color="2F6FAB"/>
+          <w:left w:val="single" w:sz="6" w:space="12" w:color="2F6FAB"/>
+          <w:bottom w:val="single" w:sz="6" w:space="12" w:color="2F6FAB"/>
+          <w:right w:val="single" w:sz="6" w:space="12" w:color="2F6FAB"/>
         </w:pBdr>
         <w:shd w:val="clear" w:color="auto" w:fill="F9F9F9"/>
         <w:tabs>
@@ -313,10 +312,10 @@
     <w:p>
       <w:pPr>
         <w:pBdr>
-          <w:top w:val="dashed" w:sz="6" w:space="12" w:color="2F6FAB"/>
-          <w:left w:val="dashed" w:sz="6" w:space="12" w:color="2F6FAB"/>
-          <w:bottom w:val="dashed" w:sz="6" w:space="12" w:color="2F6FAB"/>
-          <w:right w:val="dashed" w:sz="6" w:space="12" w:color="2F6FAB"/>
+          <w:top w:val="single" w:sz="6" w:space="12" w:color="2F6FAB"/>
+          <w:left w:val="single" w:sz="6" w:space="12" w:color="2F6FAB"/>
+          <w:bottom w:val="single" w:sz="6" w:space="12" w:color="2F6FAB"/>
+          <w:right w:val="single" w:sz="6" w:space="12" w:color="2F6FAB"/>
         </w:pBdr>
         <w:shd w:val="clear" w:color="auto" w:fill="F9F9F9"/>
         <w:tabs>
@@ -349,16 +348,32 @@
           <w:rFonts w:ascii="Consolas" w:eastAsia="Times New Roman" w:hAnsi="Consolas" w:cs="Courier New"/>
           <w:color w:val="000000"/>
         </w:rPr>
-        <w:t>User &gt; Enter the name for the Wifi Admin.</w:t>
+        <w:t xml:space="preserve">User &gt; Enter the name for the </w:t>
+      </w:r>
+      <w:proofErr w:type="spellStart"/>
+      <w:r>
+        <w:rPr>
+          <w:rFonts w:ascii="Consolas" w:eastAsia="Times New Roman" w:hAnsi="Consolas" w:cs="Courier New"/>
+          <w:color w:val="000000"/>
+        </w:rPr>
+        <w:t>Wifi</w:t>
+      </w:r>
+      <w:proofErr w:type="spellEnd"/>
+      <w:r>
+        <w:rPr>
+          <w:rFonts w:ascii="Consolas" w:eastAsia="Times New Roman" w:hAnsi="Consolas" w:cs="Courier New"/>
+          <w:color w:val="000000"/>
+        </w:rPr>
+        <w:t xml:space="preserve"> Admin.</w:t>
       </w:r>
     </w:p>
     <w:p>
       <w:pPr>
         <w:pBdr>
-          <w:top w:val="dashed" w:sz="6" w:space="12" w:color="2F6FAB"/>
-          <w:left w:val="dashed" w:sz="6" w:space="12" w:color="2F6FAB"/>
-          <w:bottom w:val="dashed" w:sz="6" w:space="12" w:color="2F6FAB"/>
-          <w:right w:val="dashed" w:sz="6" w:space="12" w:color="2F6FAB"/>
+          <w:top w:val="single" w:sz="6" w:space="12" w:color="2F6FAB"/>
+          <w:left w:val="single" w:sz="6" w:space="12" w:color="2F6FAB"/>
+          <w:bottom w:val="single" w:sz="6" w:space="12" w:color="2F6FAB"/>
+          <w:right w:val="single" w:sz="6" w:space="12" w:color="2F6FAB"/>
         </w:pBdr>
         <w:shd w:val="clear" w:color="auto" w:fill="F9F9F9"/>
         <w:tabs>
@@ -398,7 +413,23 @@
           <w:rFonts w:ascii="Consolas" w:eastAsia="Times New Roman" w:hAnsi="Consolas" w:cs="Courier New"/>
           <w:color w:val="000000"/>
         </w:rPr>
-        <w:t xml:space="preserve"> This is the Wifi Admin User password found in the </w:t>
+        <w:t xml:space="preserve"> This is the </w:t>
+      </w:r>
+      <w:proofErr w:type="spellStart"/>
+      <w:r>
+        <w:rPr>
+          <w:rFonts w:ascii="Consolas" w:eastAsia="Times New Roman" w:hAnsi="Consolas" w:cs="Courier New"/>
+          <w:color w:val="000000"/>
+        </w:rPr>
+        <w:t>Wifi</w:t>
+      </w:r>
+      <w:proofErr w:type="spellEnd"/>
+      <w:r>
+        <w:rPr>
+          <w:rFonts w:ascii="Consolas" w:eastAsia="Times New Roman" w:hAnsi="Consolas" w:cs="Courier New"/>
+          <w:color w:val="000000"/>
+        </w:rPr>
+        <w:t xml:space="preserve"> Admin User password found in the </w:t>
       </w:r>
       <w:proofErr w:type="gramStart"/>
       <w:r>
@@ -415,6 +446,79 @@
           <w:color w:val="000000"/>
         </w:rPr>
         <w:t>-&gt;Web Page</w:t>
+      </w:r>
+    </w:p>
+    <w:p>
+      <w:pPr>
+        <w:rPr>
+          <w:rFonts w:eastAsia="Times New Roman"/>
+        </w:rPr>
+      </w:pPr>
+      <w:r>
+        <w:rPr>
+          <w:rFonts w:eastAsia="Times New Roman"/>
+        </w:rPr>
+        <w:t>Clicking on OK saves this and displays it on the right-hand side.</w:t>
+      </w:r>
+    </w:p>
+    <w:p>
+      <w:pPr>
+        <w:rPr>
+          <w:rFonts w:eastAsia="Times New Roman"/>
+        </w:rPr>
+      </w:pPr>
+      <w:r>
+        <w:rPr>
+          <w:rFonts w:eastAsia="Times New Roman"/>
+        </w:rPr>
+        <w:t>You can enter your entire server in the same scheme.</w:t>
+      </w:r>
+    </w:p>
+    <w:p>
+      <w:pPr>
+        <w:rPr>
+          <w:rFonts w:eastAsia="Times New Roman"/>
+        </w:rPr>
+      </w:pPr>
+      <w:r>
+        <w:rPr>
+          <w:rFonts w:eastAsia="Times New Roman"/>
+        </w:rPr>
+        <w:t xml:space="preserve">Now click on one of the servers listed on the right-hand side, choose Connection at the top and </w:t>
+      </w:r>
+      <w:proofErr w:type="gramStart"/>
+      <w:r>
+        <w:rPr>
+          <w:rFonts w:eastAsia="Times New Roman"/>
+        </w:rPr>
+        <w:t>Connect</w:t>
+      </w:r>
+      <w:proofErr w:type="gramEnd"/>
+      <w:r>
+        <w:rPr>
+          <w:rFonts w:eastAsia="Times New Roman"/>
+        </w:rPr>
+        <w:t xml:space="preserve"> and you are on the server in the console.</w:t>
+      </w:r>
+    </w:p>
+    <w:p>
+      <w:pPr>
+        <w:rPr>
+          <w:rFonts w:eastAsia="Times New Roman"/>
+        </w:rPr>
+      </w:pPr>
+    </w:p>
+    <w:p>
+      <w:pPr>
+        <w:rPr>
+          <w:rFonts w:eastAsia="Times New Roman"/>
+        </w:rPr>
+      </w:pPr>
+      <w:r>
+        <w:rPr>
+          <w:rFonts w:eastAsia="Times New Roman"/>
+        </w:rPr>
+        <w:t>This is what Robust looks like:</w:t>
       </w:r>
     </w:p>
     <w:p>
@@ -431,73 +535,46 @@
       <w:r>
         <w:rPr>
           <w:rFonts w:ascii="Arial" w:eastAsia="Times New Roman" w:hAnsi="Arial" w:cs="Arial"/>
+          <w:noProof/>
           <w:color w:val="000000"/>
           <w:sz w:val="19"/>
           <w:szCs w:val="19"/>
         </w:rPr>
-        <w:t>Clicking on OK saves this and displays it on the right-hand side.</w:t>
-      </w:r>
-    </w:p>
-    <w:p>
-      <w:pPr>
-        <w:shd w:val="clear" w:color="auto" w:fill="FFFFFF"/>
-        <w:spacing w:before="96" w:after="120" w:line="360" w:lineRule="atLeast"/>
-        <w:rPr>
-          <w:rFonts w:ascii="Arial" w:eastAsia="Times New Roman" w:hAnsi="Arial" w:cs="Arial"/>
-          <w:color w:val="000000"/>
-          <w:sz w:val="19"/>
-          <w:szCs w:val="19"/>
-        </w:rPr>
-      </w:pPr>
-      <w:r>
-        <w:rPr>
-          <w:rFonts w:ascii="Arial" w:eastAsia="Times New Roman" w:hAnsi="Arial" w:cs="Arial"/>
-          <w:color w:val="000000"/>
-          <w:sz w:val="19"/>
-          <w:szCs w:val="19"/>
-        </w:rPr>
-        <w:t>You can enter your entire server in the same scheme.</w:t>
-      </w:r>
-    </w:p>
-    <w:p>
-      <w:pPr>
-        <w:shd w:val="clear" w:color="auto" w:fill="FFFFFF"/>
-        <w:spacing w:before="96" w:after="120" w:line="360" w:lineRule="atLeast"/>
-        <w:rPr>
-          <w:rFonts w:ascii="Arial" w:eastAsia="Times New Roman" w:hAnsi="Arial" w:cs="Arial"/>
-          <w:color w:val="000000"/>
-          <w:sz w:val="19"/>
-          <w:szCs w:val="19"/>
-        </w:rPr>
-      </w:pPr>
-      <w:r>
-        <w:rPr>
-          <w:rFonts w:ascii="Arial" w:eastAsia="Times New Roman" w:hAnsi="Arial" w:cs="Arial"/>
-          <w:color w:val="000000"/>
-          <w:sz w:val="19"/>
-          <w:szCs w:val="19"/>
-        </w:rPr>
-        <w:t xml:space="preserve">Now click on one of the servers listed on the right-hand side, choose Connection at the top and </w:t>
-      </w:r>
-      <w:proofErr w:type="gramStart"/>
-      <w:r>
-        <w:rPr>
-          <w:rFonts w:ascii="Arial" w:eastAsia="Times New Roman" w:hAnsi="Arial" w:cs="Arial"/>
-          <w:color w:val="000000"/>
-          <w:sz w:val="19"/>
-          <w:szCs w:val="19"/>
-        </w:rPr>
-        <w:t>Connect</w:t>
-      </w:r>
-      <w:proofErr w:type="gramEnd"/>
-      <w:r>
-        <w:rPr>
-          <w:rFonts w:ascii="Arial" w:eastAsia="Times New Roman" w:hAnsi="Arial" w:cs="Arial"/>
-          <w:color w:val="000000"/>
-          <w:sz w:val="19"/>
-          <w:szCs w:val="19"/>
-        </w:rPr>
-        <w:t xml:space="preserve"> and you are on the server in the console.</w:t>
+        <w:drawing>
+          <wp:inline distT="0" distB="0" distL="0" distR="0" wp14:anchorId="76178717" wp14:editId="3EE5B065">
+            <wp:extent cx="6333925" cy="3279893"/>
+            <wp:effectExtent l="0" t="0" r="0" b="0"/>
+            <wp:docPr id="731624657" name="Picture 1"/>
+            <wp:cNvGraphicFramePr>
+              <a:graphicFrameLocks xmlns:a="http://schemas.openxmlformats.org/drawingml/2006/main" noChangeAspect="1"/>
+            </wp:cNvGraphicFramePr>
+            <a:graphic xmlns:a="http://schemas.openxmlformats.org/drawingml/2006/main">
+              <a:graphicData uri="http://schemas.openxmlformats.org/drawingml/2006/picture">
+                <pic:pic xmlns:pic="http://schemas.openxmlformats.org/drawingml/2006/picture">
+                  <pic:nvPicPr>
+                    <pic:cNvPr id="731624657" name=""/>
+                    <pic:cNvPicPr/>
+                  </pic:nvPicPr>
+                  <pic:blipFill>
+                    <a:blip r:embed="rId7"/>
+                    <a:stretch>
+                      <a:fillRect/>
+                    </a:stretch>
+                  </pic:blipFill>
+                  <pic:spPr>
+                    <a:xfrm>
+                      <a:off x="0" y="0"/>
+                      <a:ext cx="6354784" cy="3290695"/>
+                    </a:xfrm>
+                    <a:prstGeom prst="rect">
+                      <a:avLst/>
+                    </a:prstGeom>
+                  </pic:spPr>
+                </pic:pic>
+              </a:graphicData>
+            </a:graphic>
+          </wp:inline>
+        </w:drawing>
       </w:r>
     </w:p>
     <w:p>
@@ -516,7 +593,7 @@
 </file>
 
 <file path=word/styles.xml><?xml version="1.0" encoding="utf-8"?>
-<w:styles xmlns:mc="http://schemas.openxmlformats.org/markup-compatibility/2006" xmlns:r="http://schemas.openxmlformats.org/officeDocument/2006/relationships" xmlns:w="http://schemas.openxmlformats.org/wordprocessingml/2006/main" xmlns:w14="http://schemas.microsoft.com/office/word/2010/wordml" xmlns:w15="http://schemas.microsoft.com/office/word/2012/wordml" xmlns:w16cex="http://schemas.microsoft.com/office/word/2018/wordml/cex" xmlns:w16cid="http://schemas.microsoft.com/office/word/2016/wordml/cid" xmlns:w16="http://schemas.microsoft.com/office/word/2018/wordml" xmlns:w16du="http://schemas.microsoft.com/office/word/2023/wordml/word16du" xmlns:w16sdtdh="http://schemas.microsoft.com/office/word/2020/wordml/sdtdatahash" xmlns:w16se="http://schemas.microsoft.com/office/word/2015/wordml/symex" mc:Ignorable="w14 w15 w16se w16cid w16 w16cex w16sdtdh w16du">
+<w:styles xmlns:mc="http://schemas.openxmlformats.org/markup-compatibility/2006" xmlns:r="http://schemas.openxmlformats.org/officeDocument/2006/relationships" xmlns:w="http://schemas.openxmlformats.org/wordprocessingml/2006/main" xmlns:w14="http://schemas.microsoft.com/office/word/2010/wordml" xmlns:w15="http://schemas.microsoft.com/office/word/2012/wordml" xmlns:w16cex="http://schemas.microsoft.com/office/word/2018/wordml/cex" xmlns:w16cid="http://schemas.microsoft.com/office/word/2016/wordml/cid" xmlns:w16="http://schemas.microsoft.com/office/word/2018/wordml" xmlns:w16du="http://schemas.microsoft.com/office/word/2023/wordml/word16du" xmlns:w16sdtdh="http://schemas.microsoft.com/office/word/2020/wordml/sdtdatahash" xmlns:w16sdtfl="http://schemas.microsoft.com/office/word/2024/wordml/sdtformatlock" xmlns:w16se="http://schemas.microsoft.com/office/word/2015/wordml/symex" mc:Ignorable="w14 w15 w16se w16cid w16 w16cex w16sdtdh w16sdtfl w16du">
   <w:docDefaults>
     <w:rPrDefault>
       <w:rPr>
@@ -954,7 +1031,6 @@
   <w:style w:type="character" w:default="1" w:styleId="DefaultParagraphFont">
     <w:name w:val="Default Paragraph Font"/>
     <w:uiPriority w:val="1"/>
-    <w:semiHidden/>
     <w:unhideWhenUsed/>
   </w:style>
   <w:style w:type="table" w:default="1" w:styleId="TableNormal">
@@ -1147,6 +1223,29 @@
     <w:rsid w:val="00E61A85"/>
     <w:rPr>
       <w:rFonts w:ascii="Courier New" w:hAnsi="Courier New" w:cs="Courier New"/>
+    </w:rPr>
+  </w:style>
+  <w:style w:type="character" w:styleId="Hyperlink">
+    <w:name w:val="Hyperlink"/>
+    <w:basedOn w:val="DefaultParagraphFont"/>
+    <w:uiPriority w:val="99"/>
+    <w:unhideWhenUsed/>
+    <w:rsid w:val="006D1515"/>
+    <w:rPr>
+      <w:color w:val="0563C1" w:themeColor="hyperlink"/>
+      <w:u w:val="single"/>
+    </w:rPr>
+  </w:style>
+  <w:style w:type="character" w:styleId="UnresolvedMention">
+    <w:name w:val="Unresolved Mention"/>
+    <w:basedOn w:val="DefaultParagraphFont"/>
+    <w:uiPriority w:val="99"/>
+    <w:semiHidden/>
+    <w:unhideWhenUsed/>
+    <w:rsid w:val="006D1515"/>
+    <w:rPr>
+      <w:color w:val="605E5C"/>
+      <w:shd w:val="clear" w:color="auto" w:fill="E1DFDD"/>
     </w:rPr>
   </w:style>
 </w:styles>
